--- a/tailored_resumes/greenhouse-alphasenseindia-8857587002.docx
+++ b/tailored_resumes/greenhouse-alphasenseindia-8857587002.docx
@@ -25,7 +25,7 @@
     </w:p>
     <w:p>
       <w:r>
-        <w:t>Analytical professional with a foundation in data analytics and business intelligence, proficient in SQL, Python, and Tableau. Experienced in identifying patterns within complex datasets and utilizing Excel to classify data and derive actionable business conclusions to support operational decision-making.</w:t>
+        <w:t>Detail-oriented analyst with core competencies in SQL, Python, Excel, and Tableau, equipped to analyze diverse data sets and support data-driven decision-making. Demonstrated capability in structuring data, identifying patterns, and building insightful visual dashboards to communicate critical business conclusions. Brings a strong technical foundation in database design, analytical thinking, and AI fundamentals.</w:t>
       </w:r>
     </w:p>
     <w:p>
@@ -38,7 +38,7 @@
     </w:p>
     <w:p>
       <w:r>
-        <w:t>SQL, Python, Tableau, Power BI, Data Visualization, Excel, Query Optimization, Database Design</w:t>
+        <w:t>SQL, Excel, Tableau, Power BI, Data Visualization, Python, Database Design, AI fundamentals</w:t>
       </w:r>
     </w:p>
     <w:p>
@@ -62,7 +62,7 @@
         <w:pStyle w:val="ListBullet"/>
       </w:pPr>
       <w:r>
-        <w:t>Executed data analysis and forensic technology tasks within a professional business simulation environment.</w:t>
+        <w:t>Utilized Excel to organize, classify, and analyze data to identify patterns and draw actionable business conclusions</w:t>
       </w:r>
     </w:p>
     <w:p>
@@ -70,7 +70,7 @@
         <w:pStyle w:val="ListBullet"/>
       </w:pPr>
       <w:r>
-        <w:t>Developed interactive data dashboards using Tableau to visualize patterns and support operational decision-making.</w:t>
+        <w:t>Developed interactive data dashboards in Tableau to clearly present critical metrics and visual insights</w:t>
       </w:r>
     </w:p>
     <w:p>
@@ -78,7 +78,7 @@
         <w:pStyle w:val="ListBullet"/>
       </w:pPr>
       <w:r>
-        <w:t>Utilized Excel for data classification and analysis to derive actionable business insights and conclusions.</w:t>
+        <w:t>Completed data analysis and forensic technology simulation tasks reflective of management consulting workflows</w:t>
       </w:r>
     </w:p>
     <w:p>
@@ -110,7 +110,7 @@
         <w:pStyle w:val="ListBullet"/>
       </w:pPr>
       <w:r>
-        <w:t>Identified and resolved complex technical patterns in SoC designs to improve system reliability and mitigate risks.</w:t>
+        <w:t>Analyzed system designs using verification methodologies to identify, report, and resolve complex issues and risk factors</w:t>
       </w:r>
     </w:p>
     <w:p>
@@ -118,7 +118,7 @@
         <w:pStyle w:val="ListBullet"/>
       </w:pPr>
       <w:r>
-        <w:t>Conducted research and prepared materials on digital fraud prevention, demonstrating strong attention to detail and due diligence in data-driven awareness.</w:t>
+        <w:t>Evaluated trends in online scam tactics and cyber frauds to structure and deliver clear, informative presentations on risk prevention</w:t>
       </w:r>
     </w:p>
     <w:p>

--- a/tailored_resumes/greenhouse-alphasenseindia-8857587002.docx
+++ b/tailored_resumes/greenhouse-alphasenseindia-8857587002.docx
@@ -25,7 +25,7 @@
     </w:p>
     <w:p>
       <w:r>
-        <w:t>Detail-oriented analyst with core competencies in SQL, Python, Excel, and Tableau, equipped to analyze diverse data sets and support data-driven decision-making. Demonstrated capability in structuring data, identifying patterns, and building insightful visual dashboards to communicate critical business conclusions. Brings a strong technical foundation in database design, analytical thinking, and AI fundamentals.</w:t>
+        <w:t>Detail-oriented B.Tech graduate with core expertise in data analysis, SQL, Python, Excel, and data visualization tools like Tableau and Power BI. Demonstrates hands-on experience through a Deloitte data analytics simulation involving data classification, pattern identification, and business reporting. Possesses a strong foundation in AI principles and database design to support data-driven decision making and business intelligence.</w:t>
       </w:r>
     </w:p>
     <w:p>
@@ -38,7 +38,7 @@
     </w:p>
     <w:p>
       <w:r>
-        <w:t>SQL, Excel, Tableau, Power BI, Data Visualization, Python, Database Design, AI fundamentals</w:t>
+        <w:t>Data Analysis, Data Visualization, Tableau, Excel, SQL, Python, Power BI, AI fundamentals</w:t>
       </w:r>
     </w:p>
     <w:p>
@@ -62,7 +62,7 @@
         <w:pStyle w:val="ListBullet"/>
       </w:pPr>
       <w:r>
-        <w:t>Utilized Excel to organize, classify, and analyze data to identify patterns and draw actionable business conclusions</w:t>
+        <w:t>Executed a Deloitte data analytics job simulation focused on complex data analysis and forensic technology methods.</w:t>
       </w:r>
     </w:p>
     <w:p>
@@ -70,7 +70,7 @@
         <w:pStyle w:val="ListBullet"/>
       </w:pPr>
       <w:r>
-        <w:t>Developed interactive data dashboards in Tableau to clearly present critical metrics and visual insights</w:t>
+        <w:t>Created an interactive data dashboard using Tableau to visually communicate critical metrics and findings.</w:t>
       </w:r>
     </w:p>
     <w:p>
@@ -78,7 +78,7 @@
         <w:pStyle w:val="ListBullet"/>
       </w:pPr>
       <w:r>
-        <w:t>Completed data analysis and forensic technology simulation tasks reflective of management consulting workflows</w:t>
+        <w:t>Utilized Excel to classify diverse datasets, identify analytical patterns, and draw actionable business conclusions.</w:t>
       </w:r>
     </w:p>
     <w:p>
@@ -110,7 +110,7 @@
         <w:pStyle w:val="ListBullet"/>
       </w:pPr>
       <w:r>
-        <w:t>Analyzed system designs using verification methodologies to identify, report, and resolve complex issues and risk factors</w:t>
+        <w:t>Identified and resolved Clock Domain Crossing (CDC) issues in complex SoC designs using verification strategies to mitigate metastability risks.</w:t>
       </w:r>
     </w:p>
     <w:p>
@@ -118,7 +118,7 @@
         <w:pStyle w:val="ListBullet"/>
       </w:pPr>
       <w:r>
-        <w:t>Evaluated trends in online scam tactics and cyber frauds to structure and deliver clear, informative presentations on risk prevention</w:t>
+        <w:t>Prepared structured informational materials and conducted community awareness sessions regarding digital frauds, phishing, and online scam prevention.</w:t>
       </w:r>
     </w:p>
     <w:p>

--- a/tailored_resumes/greenhouse-alphasenseindia-8857587002.docx
+++ b/tailored_resumes/greenhouse-alphasenseindia-8857587002.docx
@@ -25,7 +25,7 @@
     </w:p>
     <w:p>
       <w:r>
-        <w:t>Detail-oriented B.Tech graduate with core expertise in data analysis, SQL, Python, Excel, and data visualization tools like Tableau and Power BI. Demonstrates hands-on experience through a Deloitte data analytics simulation involving data classification, pattern identification, and business reporting. Possesses a strong foundation in AI principles and database design to support data-driven decision making and business intelligence.</w:t>
+        <w:t>Detail-oriented entry-level Business Intelligence and Data Analyst with strong hands-on skills in Python, SQL, Tableau, and Excel. Proven ability to analyze complex data, create visualization dashboards, and classify information to draw actionable business conclusions. Eager to leverage foundational analytical skills and AI fundamentals to support content strategy and data-driven decision-making.</w:t>
       </w:r>
     </w:p>
     <w:p>
@@ -38,7 +38,7 @@
     </w:p>
     <w:p>
       <w:r>
-        <w:t>Data Analysis, Data Visualization, Tableau, Excel, SQL, Python, Power BI, AI fundamentals</w:t>
+        <w:t>Data Analysis, Tableau, Excel, Data Visualization, SQL, Python, Database Design, AI Fundamentals</w:t>
       </w:r>
     </w:p>
     <w:p>
@@ -62,7 +62,7 @@
         <w:pStyle w:val="ListBullet"/>
       </w:pPr>
       <w:r>
-        <w:t>Executed a Deloitte data analytics job simulation focused on complex data analysis and forensic technology methods.</w:t>
+        <w:t>Executed data analysis and forensic technology tasks during a Deloitte job simulation to identify patterns and generate insights.</w:t>
       </w:r>
     </w:p>
     <w:p>
@@ -70,7 +70,7 @@
         <w:pStyle w:val="ListBullet"/>
       </w:pPr>
       <w:r>
-        <w:t>Created an interactive data dashboard using Tableau to visually communicate critical metrics and findings.</w:t>
+        <w:t>Built dynamic data dashboards in Tableau to communicate complex metrics and support analytical decision-making.</w:t>
       </w:r>
     </w:p>
     <w:p>
@@ -78,7 +78,7 @@
         <w:pStyle w:val="ListBullet"/>
       </w:pPr>
       <w:r>
-        <w:t>Utilized Excel to classify diverse datasets, identify analytical patterns, and draw actionable business conclusions.</w:t>
+        <w:t>Utilized Excel to classify diverse dataset information and draw practical business conclusions.</w:t>
       </w:r>
     </w:p>
     <w:p>
@@ -110,7 +110,7 @@
         <w:pStyle w:val="ListBullet"/>
       </w:pPr>
       <w:r>
-        <w:t>Identified and resolved Clock Domain Crossing (CDC) issues in complex SoC designs using verification strategies to mitigate metastability risks.</w:t>
+        <w:t>Identified and resolved complex technical issues in SoC designs by applying systematic analysis strategies to improve system reliability.</w:t>
       </w:r>
     </w:p>
     <w:p>
@@ -118,7 +118,7 @@
         <w:pStyle w:val="ListBullet"/>
       </w:pPr>
       <w:r>
-        <w:t>Prepared structured informational materials and conducted community awareness sessions regarding digital frauds, phishing, and online scam prevention.</w:t>
+        <w:t>Analyzed online scam and cyber fraud patterns to create educational materials and deliver awareness sessions on digital security.</w:t>
       </w:r>
     </w:p>
     <w:p>

--- a/tailored_resumes/greenhouse-alphasenseindia-8857587002.docx
+++ b/tailored_resumes/greenhouse-alphasenseindia-8857587002.docx
@@ -25,7 +25,7 @@
     </w:p>
     <w:p>
       <w:r>
-        <w:t>Detail-oriented entry-level Business Intelligence and Data Analyst with strong hands-on skills in Python, SQL, Tableau, and Excel. Proven ability to analyze complex data, create visualization dashboards, and classify information to draw actionable business conclusions. Eager to leverage foundational analytical skills and AI fundamentals to support content strategy and data-driven decision-making.</w:t>
+        <w:t>Data-driven professional with a strong foundation in SQL, Python, and data visualization tools like Tableau and Power BI. Proven ability to classify complex data and draw actionable business conclusions through a Deloitte data analytics simulation, with a focus on database design and query optimization.</w:t>
       </w:r>
     </w:p>
     <w:p>
@@ -38,7 +38,7 @@
     </w:p>
     <w:p>
       <w:r>
-        <w:t>Data Analysis, Tableau, Excel, Data Visualization, SQL, Python, Database Design, AI Fundamentals</w:t>
+        <w:t>SQL, Python, Tableau, Power BI, Excel, Data Visualization, Database Design, Query Optimization</w:t>
       </w:r>
     </w:p>
     <w:p>
@@ -62,7 +62,7 @@
         <w:pStyle w:val="ListBullet"/>
       </w:pPr>
       <w:r>
-        <w:t>Executed data analysis and forensic technology tasks during a Deloitte job simulation to identify patterns and generate insights.</w:t>
+        <w:t>Completed a Deloitte job simulation focused on data analysis and forensic technology to support business decision-making.</w:t>
       </w:r>
     </w:p>
     <w:p>
@@ -70,7 +70,7 @@
         <w:pStyle w:val="ListBullet"/>
       </w:pPr>
       <w:r>
-        <w:t>Built dynamic data dashboards in Tableau to communicate complex metrics and support analytical decision-making.</w:t>
+        <w:t>Designed data dashboards using Tableau to visualize complex information and identify key business insights.</w:t>
       </w:r>
     </w:p>
     <w:p>
@@ -78,7 +78,7 @@
         <w:pStyle w:val="ListBullet"/>
       </w:pPr>
       <w:r>
-        <w:t>Utilized Excel to classify diverse dataset information and draw practical business conclusions.</w:t>
+        <w:t>Leveraged Excel for data classification and to derive strategic business conclusions from structured datasets.</w:t>
       </w:r>
     </w:p>
     <w:p>
@@ -110,7 +110,7 @@
         <w:pStyle w:val="ListBullet"/>
       </w:pPr>
       <w:r>
-        <w:t>Identified and resolved complex technical issues in SoC designs by applying systematic analysis strategies to improve system reliability.</w:t>
+        <w:t>Applied critical thinking and analytical skills to identify and resolve complex technical issues in SoC designs, improving overall system reliability.</w:t>
       </w:r>
     </w:p>
     <w:p>
@@ -118,7 +118,7 @@
         <w:pStyle w:val="ListBullet"/>
       </w:pPr>
       <w:r>
-        <w:t>Analyzed online scam and cyber fraud patterns to create educational materials and deliver awareness sessions on digital security.</w:t>
+        <w:t>Analyzed patterns in digital fraud to develop and present awareness materials on cyber security and safe digital practices.</w:t>
       </w:r>
     </w:p>
     <w:p>

--- a/tailored_resumes/greenhouse-alphasenseindia-8857587002.docx
+++ b/tailored_resumes/greenhouse-alphasenseindia-8857587002.docx
@@ -25,7 +25,7 @@
     </w:p>
     <w:p>
       <w:r>
-        <w:t>Data-driven professional with a strong foundation in SQL, Python, and data visualization tools like Tableau and Power BI. Proven ability to classify complex data and draw actionable business conclusions through a Deloitte data analytics simulation, with a focus on database design and query optimization.</w:t>
+        <w:t>Entry-level Data Analyst with foundational expertise in SQL, Python, Tableau, and Excel for business intelligence and data visualization. Proven experience analyzing data and building analytical dashboards through a Deloitte job simulation to deliver actionable business insights. Strong background in analytical problem-solving, AI fundamentals, and data classification.</w:t>
       </w:r>
     </w:p>
     <w:p>
@@ -38,7 +38,7 @@
     </w:p>
     <w:p>
       <w:r>
-        <w:t>SQL, Python, Tableau, Power BI, Excel, Data Visualization, Database Design, Query Optimization</w:t>
+        <w:t>Data Analysis, Tableau, Excel, SQL, Data Visualization, Power BI, Python, AI fundamentals</w:t>
       </w:r>
     </w:p>
     <w:p>
@@ -62,7 +62,7 @@
         <w:pStyle w:val="ListBullet"/>
       </w:pPr>
       <w:r>
-        <w:t>Completed a Deloitte job simulation focused on data analysis and forensic technology to support business decision-making.</w:t>
+        <w:t>Performed data analysis and forensic technology workflows to identify trends and report critical information in a Deloitte consulting simulation.</w:t>
       </w:r>
     </w:p>
     <w:p>
@@ -70,7 +70,7 @@
         <w:pStyle w:val="ListBullet"/>
       </w:pPr>
       <w:r>
-        <w:t>Designed data dashboards using Tableau to visualize complex information and identify key business insights.</w:t>
+        <w:t>Designed and developed a data dashboard in Tableau to visualize metrics and support actionable decision-making.</w:t>
       </w:r>
     </w:p>
     <w:p>
@@ -78,7 +78,7 @@
         <w:pStyle w:val="ListBullet"/>
       </w:pPr>
       <w:r>
-        <w:t>Leveraged Excel for data classification and to derive strategic business conclusions from structured datasets.</w:t>
+        <w:t>Utilized Excel for data manipulation and classification to derive clear business conclusions from complex data sets.</w:t>
       </w:r>
     </w:p>
     <w:p>
@@ -110,7 +110,7 @@
         <w:pStyle w:val="ListBullet"/>
       </w:pPr>
       <w:r>
-        <w:t>Applied critical thinking and analytical skills to identify and resolve complex technical issues in SoC designs, improving overall system reliability.</w:t>
+        <w:t>Applied critical thinking and analytical techniques to identify issues and optimize reliability in complex SoC designs.</w:t>
       </w:r>
     </w:p>
     <w:p>
@@ -118,7 +118,7 @@
         <w:pStyle w:val="ListBullet"/>
       </w:pPr>
       <w:r>
-        <w:t>Analyzed patterns in digital fraud to develop and present awareness materials on cyber security and safe digital practices.</w:t>
+        <w:t>Organized structured informational materials and conducted sessions on digital fraud prevention and safe online practices.</w:t>
       </w:r>
     </w:p>
     <w:p>

--- a/tailored_resumes/greenhouse-alphasenseindia-8857587002.docx
+++ b/tailored_resumes/greenhouse-alphasenseindia-8857587002.docx
@@ -25,7 +25,7 @@
     </w:p>
     <w:p>
       <w:r>
-        <w:t>Entry-level Data Analyst with foundational expertise in SQL, Python, Tableau, and Excel for business intelligence and data visualization. Proven experience analyzing data and building analytical dashboards through a Deloitte job simulation to deliver actionable business insights. Strong background in analytical problem-solving, AI fundamentals, and data classification.</w:t>
+        <w:t>Entry-level Data Analyst with strong foundational skills in Python, SQL, Tableau, Power BI, and Excel, paired with AI fundamentals. Proven ability to classify complex data, create interactive dashboards, and draw actionable business conclusions to support decision-making.</w:t>
       </w:r>
     </w:p>
     <w:p>
@@ -38,7 +38,7 @@
     </w:p>
     <w:p>
       <w:r>
-        <w:t>Data Analysis, Tableau, Excel, SQL, Data Visualization, Power BI, Python, AI fundamentals</w:t>
+        <w:t>Data Visualization, Tableau, Excel, SQL, Python, Power BI, Query Optimization, AI fundamentals</w:t>
       </w:r>
     </w:p>
     <w:p>
@@ -62,7 +62,7 @@
         <w:pStyle w:val="ListBullet"/>
       </w:pPr>
       <w:r>
-        <w:t>Performed data analysis and forensic technology workflows to identify trends and report critical information in a Deloitte consulting simulation.</w:t>
+        <w:t>Utilized Excel to classify complex datasets and extract business conclusions during a Deloitte data analytics job simulation.</w:t>
       </w:r>
     </w:p>
     <w:p>
@@ -70,7 +70,7 @@
         <w:pStyle w:val="ListBullet"/>
       </w:pPr>
       <w:r>
-        <w:t>Designed and developed a data dashboard in Tableau to visualize metrics and support actionable decision-making.</w:t>
+        <w:t>Designed and developed a data dashboard using Tableau to visualize key trends and support data-driven analysis.</w:t>
       </w:r>
     </w:p>
     <w:p>
@@ -78,7 +78,7 @@
         <w:pStyle w:val="ListBullet"/>
       </w:pPr>
       <w:r>
-        <w:t>Utilized Excel for data manipulation and classification to derive clear business conclusions from complex data sets.</w:t>
+        <w:t>Completed a structured simulation focusing on data analysis, forensic technology, and actionable reporting.</w:t>
       </w:r>
     </w:p>
     <w:p>
@@ -110,7 +110,7 @@
         <w:pStyle w:val="ListBullet"/>
       </w:pPr>
       <w:r>
-        <w:t>Applied critical thinking and analytical techniques to identify issues and optimize reliability in complex SoC designs.</w:t>
+        <w:t>Analyzed complex SoC designs to identify and resolve Clock Domain Crossing issues, leveraging analytical problem-solving to ensure system reliability.</w:t>
       </w:r>
     </w:p>
     <w:p>
@@ -118,7 +118,7 @@
         <w:pStyle w:val="ListBullet"/>
       </w:pPr>
       <w:r>
-        <w:t>Organized structured informational materials and conducted sessions on digital fraud prevention and safe online practices.</w:t>
+        <w:t>Organized materials and delivered analytical awareness sessions addressing online scams, phishing patterns, and digital fraud prevention.</w:t>
       </w:r>
     </w:p>
     <w:p>

--- a/tailored_resumes/greenhouse-alphasenseindia-8857587002.docx
+++ b/tailored_resumes/greenhouse-alphasenseindia-8857587002.docx
@@ -25,7 +25,7 @@
     </w:p>
     <w:p>
       <w:r>
-        <w:t>Entry-level Data Analyst with strong foundational skills in Python, SQL, Tableau, Power BI, and Excel, paired with AI fundamentals. Proven ability to classify complex data, create interactive dashboards, and draw actionable business conclusions to support decision-making.</w:t>
+        <w:t>Detail-oriented entry-level analyst with strong foundations in SQL, Excel, Python, and Tableau for business intelligence and data visualization. Experienced in classifying complex datasets, identifying key patterns, and building visual dashboards to support data-driven decision-making. Applies analytical skills and AI fundamentals to deliver accurate insights and detailed visual reporting.</w:t>
       </w:r>
     </w:p>
     <w:p>
@@ -38,7 +38,7 @@
     </w:p>
     <w:p>
       <w:r>
-        <w:t>Data Visualization, Tableau, Excel, SQL, Python, Power BI, Query Optimization, AI fundamentals</w:t>
+        <w:t>Data Visualization, Tableau, Excel, SQL, Python, Data Analysis, Database Design, AI fundamentals</w:t>
       </w:r>
     </w:p>
     <w:p>
@@ -62,7 +62,7 @@
         <w:pStyle w:val="ListBullet"/>
       </w:pPr>
       <w:r>
-        <w:t>Utilized Excel to classify complex datasets and extract business conclusions during a Deloitte data analytics job simulation.</w:t>
+        <w:t>Completed a Deloitte data analytics job simulation, applying forensic technology and structured data analysis techniques.</w:t>
       </w:r>
     </w:p>
     <w:p>
@@ -70,7 +70,7 @@
         <w:pStyle w:val="ListBullet"/>
       </w:pPr>
       <w:r>
-        <w:t>Designed and developed a data dashboard using Tableau to visualize key trends and support data-driven analysis.</w:t>
+        <w:t>Designed and created an interactive visual dashboard using Tableau to effectively communicate data insights.</w:t>
       </w:r>
     </w:p>
     <w:p>
@@ -78,7 +78,7 @@
         <w:pStyle w:val="ListBullet"/>
       </w:pPr>
       <w:r>
-        <w:t>Completed a structured simulation focusing on data analysis, forensic technology, and actionable reporting.</w:t>
+        <w:t>Utilized Excel to classify complex datasets, evaluate trends, and draw actionable business conclusions.</w:t>
       </w:r>
     </w:p>
     <w:p>
@@ -110,7 +110,7 @@
         <w:pStyle w:val="ListBullet"/>
       </w:pPr>
       <w:r>
-        <w:t>Analyzed complex SoC designs to identify and resolve Clock Domain Crossing issues, leveraging analytical problem-solving to ensure system reliability.</w:t>
+        <w:t>Analyzed complex SoC designs to systematically identify and resolve Clock Domain Crossing issues, mitigating technical risks.</w:t>
       </w:r>
     </w:p>
     <w:p>
@@ -118,7 +118,15 @@
         <w:pStyle w:val="ListBullet"/>
       </w:pPr>
       <w:r>
-        <w:t>Organized materials and delivered analytical awareness sessions addressing online scams, phishing patterns, and digital fraud prevention.</w:t>
+        <w:t>Applied data-driven verification strategies using industry-standard tools to improve design performance and reliability.</w:t>
+      </w:r>
+    </w:p>
+    <w:p>
+      <w:pPr>
+        <w:pStyle w:val="ListBullet"/>
+      </w:pPr>
+      <w:r>
+        <w:t>Gathered insights and prepared structured informational materials on cyber fraud prevention to conduct effective awareness sessions.</w:t>
       </w:r>
     </w:p>
     <w:p>

--- a/tailored_resumes/greenhouse-alphasenseindia-8857587002.docx
+++ b/tailored_resumes/greenhouse-alphasenseindia-8857587002.docx
@@ -25,7 +25,7 @@
     </w:p>
     <w:p>
       <w:r>
-        <w:t>Detail-oriented entry-level analyst with strong foundations in SQL, Excel, Python, and Tableau for business intelligence and data visualization. Experienced in classifying complex datasets, identifying key patterns, and building visual dashboards to support data-driven decision-making. Applies analytical skills and AI fundamentals to deliver accurate insights and detailed visual reporting.</w:t>
+        <w:t>Entry-level Data Analyst with foundational skills in SQL, Python, Excel, and Tableau dashboarding. Experienced in classifying complex datasets and deriving business conclusions through data analytics job simulations. Background includes core coursework in AI fundamentals and technical problem-solving to support business intelligence and data reporting needs.</w:t>
       </w:r>
     </w:p>
     <w:p>
@@ -38,7 +38,7 @@
     </w:p>
     <w:p>
       <w:r>
-        <w:t>Data Visualization, Tableau, Excel, SQL, Python, Data Analysis, Database Design, AI fundamentals</w:t>
+        <w:t>SQL, Excel, Tableau, Data Visualization, Python, Database Design, Query Optimization, AI fundamentals</w:t>
       </w:r>
     </w:p>
     <w:p>
@@ -62,7 +62,7 @@
         <w:pStyle w:val="ListBullet"/>
       </w:pPr>
       <w:r>
-        <w:t>Completed a Deloitte data analytics job simulation, applying forensic technology and structured data analysis techniques.</w:t>
+        <w:t>Executed data analysis and forensic technology tasks within a Deloitte job simulation to solve analytical problems.</w:t>
       </w:r>
     </w:p>
     <w:p>
@@ -70,7 +70,7 @@
         <w:pStyle w:val="ListBullet"/>
       </w:pPr>
       <w:r>
-        <w:t>Designed and created an interactive visual dashboard using Tableau to effectively communicate data insights.</w:t>
+        <w:t>Utilized Excel to classify complex datasets and draw actionable business conclusions.</w:t>
       </w:r>
     </w:p>
     <w:p>
@@ -78,7 +78,7 @@
         <w:pStyle w:val="ListBullet"/>
       </w:pPr>
       <w:r>
-        <w:t>Utilized Excel to classify complex datasets, evaluate trends, and draw actionable business conclusions.</w:t>
+        <w:t>Created an interactive data dashboard using Tableau to visualize patterns and present analytical findings.</w:t>
       </w:r>
     </w:p>
     <w:p>
@@ -110,7 +110,7 @@
         <w:pStyle w:val="ListBullet"/>
       </w:pPr>
       <w:r>
-        <w:t>Analyzed complex SoC designs to systematically identify and resolve Clock Domain Crossing issues, mitigating technical risks.</w:t>
+        <w:t>Identified and resolved Clock Domain Crossing issues in complex SoC designs to improve reliability and minimize metastability risks.</w:t>
       </w:r>
     </w:p>
     <w:p>
@@ -118,15 +118,7 @@
         <w:pStyle w:val="ListBullet"/>
       </w:pPr>
       <w:r>
-        <w:t>Applied data-driven verification strategies using industry-standard tools to improve design performance and reliability.</w:t>
-      </w:r>
-    </w:p>
-    <w:p>
-      <w:pPr>
-        <w:pStyle w:val="ListBullet"/>
-      </w:pPr>
-      <w:r>
-        <w:t>Gathered insights and prepared structured informational materials on cyber fraud prevention to conduct effective awareness sessions.</w:t>
+        <w:t>Conducted awareness sessions and developed instructional materials regarding safe digital practices and cyber fraud prevention.</w:t>
       </w:r>
     </w:p>
     <w:p>
